--- a/Luis/Java Angular/Luis Veliz.docx
+++ b/Luis/Java Angular/Luis Veliz.docx
@@ -73,66 +73,13 @@
             <w:r>
               <w:rPr>
                 <w:rFonts w:ascii="Times New Roman" w:eastAsia="Times New Roman" w:hAnsi="Times New Roman" w:cs="Times New Roman"/>
-                <w:b w:val="0"/>
                 <w:sz w:val="20"/>
                 <w:szCs w:val="24"/>
               </w:rPr>
-              <w:t>Los Angeles</w:t>
+              <w:t>Los Angeles, California, USA | luis.v.dev@outlook.com | https://www.linkedin.com/in/luis-veliz-8681513a4/ | +1 (305) 7070624</w:t>
             </w:r>
-            <w:r>
-              <w:rPr>
-                <w:rFonts w:ascii="Times New Roman" w:eastAsia="Times New Roman" w:hAnsi="Times New Roman" w:cs="Times New Roman"/>
-                <w:b w:val="0"/>
-                <w:sz w:val="20"/>
-                <w:szCs w:val="24"/>
-              </w:rPr>
-              <w:t xml:space="preserve">, California, USA | </w:t>
-            </w:r>
-            <w:r>
-              <w:rPr>
-                <w:rFonts w:ascii="Times New Roman" w:eastAsia="Times New Roman" w:hAnsi="Times New Roman" w:cs="Times New Roman"/>
-                <w:b w:val="0"/>
-                <w:sz w:val="20"/>
-                <w:szCs w:val="24"/>
-              </w:rPr>
-              <w:t>luis.v.dev@outlook.com</w:t>
-            </w:r>
-            <w:r>
-              <w:rPr>
-                <w:rFonts w:ascii="Times New Roman" w:eastAsia="Times New Roman" w:hAnsi="Times New Roman" w:cs="Times New Roman"/>
-                <w:b w:val="0"/>
-                <w:sz w:val="20"/>
-                <w:szCs w:val="24"/>
-              </w:rPr>
-              <w:t xml:space="preserve"> | </w:t>
-            </w:r>
-            <w:r>
-              <w:rPr>
-                <w:rFonts w:ascii="Times New Roman" w:eastAsia="Times New Roman" w:hAnsi="Times New Roman" w:cs="Times New Roman"/>
-                <w:b w:val="0"/>
-                <w:sz w:val="20"/>
-                <w:szCs w:val="24"/>
-              </w:rPr>
-              <w:t xml:space="preserve">https://www.linkedin.com/in/luis-veliz-8681513a4/ </w:t>
-            </w:r>
-            <w:r>
-              <w:rPr>
-                <w:rFonts w:ascii="Times New Roman" w:eastAsia="Times New Roman" w:hAnsi="Times New Roman" w:cs="Times New Roman"/>
-                <w:b w:val="0"/>
-                <w:sz w:val="20"/>
-                <w:szCs w:val="24"/>
-              </w:rPr>
-              <w:t xml:space="preserve">| </w:t>
-            </w:r>
-            <w:r>
-              <w:rPr>
-                <w:rFonts w:ascii="Times New Roman" w:eastAsia="Times New Roman" w:hAnsi="Times New Roman" w:cs="Times New Roman"/>
-                <w:b w:val="0"/>
-                <w:sz w:val="20"/>
-                <w:szCs w:val="24"/>
-              </w:rPr>
-              <w:t>+1 (305) 606 4408</w:t>
-            </w:r>
+            <w:bookmarkStart w:id="0" w:name="_GoBack"/>
+            <w:bookmarkEnd w:id="0"/>
           </w:p>
         </w:tc>
       </w:tr>
@@ -5151,8 +5098,6 @@
           <w:szCs w:val="20"/>
         </w:rPr>
       </w:pPr>
-      <w:bookmarkStart w:id="0" w:name="_GoBack"/>
-      <w:bookmarkEnd w:id="0"/>
     </w:p>
     <w:sectPr>
       <w:type w:val="continuous"/>
@@ -10672,7 +10617,7 @@
 </file>
 
 <file path=customXml/itemProps1.xml><?xml version="1.0" encoding="utf-8"?>
-<ds:datastoreItem xmlns:ds="http://schemas.openxmlformats.org/officeDocument/2006/customXml" ds:itemID="{32CB59A5-1340-493C-A4AA-814B1C2DC252}">
+<ds:datastoreItem xmlns:ds="http://schemas.openxmlformats.org/officeDocument/2006/customXml" ds:itemID="{75D3AC68-2DA1-4B3B-94AB-7922577CABEC}">
   <ds:schemaRefs>
     <ds:schemaRef ds:uri="http://schemas.openxmlformats.org/officeDocument/2006/bibliography"/>
   </ds:schemaRefs>
